--- a/files/HR_19_CV_Candidate_2.docx
+++ b/files/HR_19_CV_Candidate_2.docx
@@ -4,15 +4,1286 @@
   <w:body>
     <w:p>
       <w:pPr>
-        <w:jc w:val="center"/>
+        <w:jc w:val="left"/>
       </w:pPr>
       <w:r>
         <w:rPr>
           <w:b/>
-          <w:color w:val="059669"/>
-          <w:sz w:val="36"/>
+          <w:color w:val="6B7280"/>
+          <w:sz w:val="18"/>
         </w:rPr>
-        <w:t>Lim Wei Kiat</w:t>
+        <w:t>ZAVA CONGLOMERATE</w:t>
+      </w:r>
+    </w:p>
+    <w:p>
+      <w:pPr>
+        <w:spacing w:after="40"/>
+      </w:pPr>
+      <w:r>
+        <w:rPr>
+          <w:b/>
+          <w:color w:val="1F2D55"/>
+          <w:sz w:val="44"/>
+        </w:rPr>
+        <w:t>HR 19 CV Candidate 2</w:t>
+      </w:r>
+    </w:p>
+    <w:p>
+      <w:pPr>
+        <w:spacing w:after="200"/>
+      </w:pPr>
+      <w:r>
+        <w:rPr>
+          <w:i/>
+          <w:color w:val="4B5B7C"/>
+          <w:sz w:val="22"/>
+        </w:rPr>
+        <w:t>Candidate Profiles · Confidential</w:t>
+      </w:r>
+    </w:p>
+    <w:p>
+      <w:pPr>
+        <w:spacing w:after="40"/>
+      </w:pPr>
+      <w:r>
+        <w:rPr>
+          <w:b/>
+          <w:color w:val="1F2D55"/>
+          <w:sz w:val="20"/>
+        </w:rPr>
+        <w:t xml:space="preserve">Purpose:  </w:t>
+      </w:r>
+      <w:r>
+        <w:rPr>
+          <w:sz w:val="20"/>
+        </w:rPr>
+        <w:t>Shortlist review for the role indicated in the file title</w:t>
+      </w:r>
+    </w:p>
+    <w:p>
+      <w:pPr>
+        <w:spacing w:after="40"/>
+      </w:pPr>
+      <w:r>
+        <w:rPr>
+          <w:b/>
+          <w:color w:val="1F2D55"/>
+          <w:sz w:val="20"/>
+        </w:rPr>
+        <w:t xml:space="preserve">Prepared by:  </w:t>
+      </w:r>
+      <w:r>
+        <w:rPr>
+          <w:sz w:val="20"/>
+        </w:rPr>
+        <w:t>Group Talent Acquisition (with Russell Reynolds support)</w:t>
+      </w:r>
+    </w:p>
+    <w:p>
+      <w:pPr>
+        <w:spacing w:after="40"/>
+      </w:pPr>
+      <w:r>
+        <w:rPr>
+          <w:b/>
+          <w:color w:val="1F2D55"/>
+          <w:sz w:val="20"/>
+        </w:rPr>
+        <w:t xml:space="preserve">Issue date:  </w:t>
+      </w:r>
+      <w:r>
+        <w:rPr>
+          <w:sz w:val="20"/>
+        </w:rPr>
+        <w:t>18 May 2026</w:t>
+      </w:r>
+    </w:p>
+    <w:p>
+      <w:pPr>
+        <w:spacing w:after="40"/>
+      </w:pPr>
+      <w:r>
+        <w:rPr>
+          <w:b/>
+          <w:color w:val="1F2D55"/>
+          <w:sz w:val="20"/>
+        </w:rPr>
+        <w:t xml:space="preserve">Classification:  </w:t>
+      </w:r>
+      <w:r>
+        <w:rPr>
+          <w:sz w:val="20"/>
+        </w:rPr>
+        <w:t>Confidential — HR Committee distribution only</w:t>
+      </w:r>
+    </w:p>
+    <w:p>
+      <w:pPr>
+        <w:spacing w:after="40"/>
+      </w:pPr>
+      <w:r>
+        <w:rPr>
+          <w:b/>
+          <w:color w:val="1F2D55"/>
+          <w:sz w:val="20"/>
+        </w:rPr>
+        <w:t xml:space="preserve">Source file:  </w:t>
+      </w:r>
+      <w:r>
+        <w:rPr>
+          <w:sz w:val="20"/>
+        </w:rPr>
+        <w:t>HR_19_CV_Candidate_2.docx</w:t>
+      </w:r>
+    </w:p>
+    <w:p>
+      <w:pPr>
+        <w:spacing w:before="240" w:after="80"/>
+      </w:pPr>
+      <w:r>
+        <w:rPr>
+          <w:b/>
+          <w:color w:val="1F2D55"/>
+          <w:sz w:val="26"/>
+        </w:rPr>
+        <w:t>Executive summary</w:t>
+      </w:r>
+    </w:p>
+    <w:p>
+      <w:pPr>
+        <w:spacing w:after="80"/>
+      </w:pPr>
+      <w:r>
+        <w:rPr>
+          <w:i w:val="0"/>
+          <w:sz w:val="20"/>
+        </w:rPr>
+        <w:t>Six candidates progressed to the long-list; five completed initial interviews; three are presented for shortlist review. All three meet the role-critical criteria. Each has differentiated strengths and trade-offs noted below. References are pending; offer trajectory subject to Compensation Committee.</w:t>
+      </w:r>
+    </w:p>
+    <w:p>
+      <w:pPr>
+        <w:spacing w:before="240" w:after="80"/>
+      </w:pPr>
+      <w:r>
+        <w:rPr>
+          <w:b/>
+          <w:color w:val="1F2D55"/>
+          <w:sz w:val="26"/>
+        </w:rPr>
+        <w:t>Candidate 1 — Candidate A — Dr Aisyah Rahman</w:t>
+      </w:r>
+    </w:p>
+    <w:p>
+      <w:pPr>
+        <w:spacing w:after="40"/>
+      </w:pPr>
+      <w:r>
+        <w:rPr>
+          <w:b/>
+          <w:color w:val="1F2D55"/>
+          <w:sz w:val="20"/>
+        </w:rPr>
+        <w:t xml:space="preserve">Current role:  </w:t>
+      </w:r>
+      <w:r>
+        <w:rPr>
+          <w:sz w:val="20"/>
+        </w:rPr>
+        <w:t>Group COO (Industrial Manufacturing peer)</w:t>
+      </w:r>
+    </w:p>
+    <w:p>
+      <w:pPr>
+        <w:spacing w:after="40"/>
+      </w:pPr>
+      <w:r>
+        <w:rPr>
+          <w:b/>
+          <w:color w:val="1F2D55"/>
+          <w:sz w:val="20"/>
+        </w:rPr>
+        <w:t xml:space="preserve">Qualifications:  </w:t>
+      </w:r>
+      <w:r>
+        <w:rPr>
+          <w:sz w:val="20"/>
+        </w:rPr>
+        <w:t>MBA INSEAD; BE (Hons) Mechanical, UPM; Six Sigma Black Belt.</w:t>
+      </w:r>
+    </w:p>
+    <w:p>
+      <w:pPr>
+        <w:spacing w:after="80"/>
+      </w:pPr>
+      <w:r>
+        <w:rPr>
+          <w:i w:val="0"/>
+          <w:sz w:val="20"/>
+        </w:rPr>
+        <w:t>18 years operating leadership across multi-site manufacturing in MY/ID/TH. Most recently led a USD 2.1B operating unit; delivered MYR 380m run-rate from a 3-year continuous-improvement programme. Board director on two ASEAN-listed industrials.</w:t>
+      </w:r>
+    </w:p>
+    <w:p>
+      <w:pPr>
+        <w:spacing w:before="160" w:after="40"/>
+      </w:pPr>
+      <w:r>
+        <w:rPr>
+          <w:b/>
+          <w:color w:val="4B5B7C"/>
+          <w:sz w:val="22"/>
+        </w:rPr>
+        <w:t>Strengths</w:t>
+      </w:r>
+    </w:p>
+    <w:p>
+      <w:pPr>
+        <w:pStyle w:val="ListBullet"/>
+        <w:spacing w:after="40"/>
+      </w:pPr>
+      <w:r>
+        <w:rPr>
+          <w:sz w:val="20"/>
+        </w:rPr>
+        <w:t>Operational excellence — top-quartile delivery track record.</w:t>
+      </w:r>
+    </w:p>
+    <w:p>
+      <w:pPr>
+        <w:pStyle w:val="ListBullet"/>
+        <w:spacing w:after="40"/>
+      </w:pPr>
+      <w:r>
+        <w:rPr>
+          <w:sz w:val="20"/>
+        </w:rPr>
+        <w:t>Cross-border execution — fluent in MY, ID, TH operating contexts.</w:t>
+      </w:r>
+    </w:p>
+    <w:p>
+      <w:pPr>
+        <w:pStyle w:val="ListBullet"/>
+        <w:spacing w:after="40"/>
+      </w:pPr>
+      <w:r>
+        <w:rPr>
+          <w:sz w:val="20"/>
+        </w:rPr>
+        <w:t>Talent magnet — three of her direct reports are now CEOs elsewhere.</w:t>
+      </w:r>
+    </w:p>
+    <w:p>
+      <w:pPr>
+        <w:spacing w:before="160" w:after="40"/>
+      </w:pPr>
+      <w:r>
+        <w:rPr>
+          <w:b/>
+          <w:color w:val="4B5B7C"/>
+          <w:sz w:val="22"/>
+        </w:rPr>
+        <w:t>Considerations</w:t>
+      </w:r>
+    </w:p>
+    <w:p>
+      <w:pPr>
+        <w:pStyle w:val="ListBullet"/>
+        <w:spacing w:after="40"/>
+      </w:pPr>
+      <w:r>
+        <w:rPr>
+          <w:sz w:val="20"/>
+        </w:rPr>
+        <w:t>Limited consumer / digital exposure — would benefit from a pairing.</w:t>
+      </w:r>
+    </w:p>
+    <w:p>
+      <w:pPr>
+        <w:pStyle w:val="ListBullet"/>
+        <w:spacing w:after="40"/>
+      </w:pPr>
+      <w:r>
+        <w:rPr>
+          <w:sz w:val="20"/>
+        </w:rPr>
+        <w:t>Compensation expectation at the top of band — managed via LTI mix.</w:t>
+      </w:r>
+    </w:p>
+    <w:p>
+      <w:pPr>
+        <w:spacing w:before="160" w:after="40"/>
+      </w:pPr>
+      <w:r>
+        <w:rPr>
+          <w:b/>
+          <w:color w:val="4B5B7C"/>
+          <w:sz w:val="22"/>
+        </w:rPr>
+        <w:t>Reference checks</w:t>
+      </w:r>
+    </w:p>
+    <w:p>
+      <w:pPr>
+        <w:spacing w:after="80"/>
+      </w:pPr>
+      <w:r>
+        <w:rPr>
+          <w:i w:val="0"/>
+          <w:sz w:val="20"/>
+        </w:rPr>
+        <w:t>Three professional references identified per candidate; pending direct outreach. Two character references on file.</w:t>
+      </w:r>
+    </w:p>
+    <w:p>
+      <w:pPr>
+        <w:spacing w:before="240" w:after="80"/>
+      </w:pPr>
+      <w:r>
+        <w:rPr>
+          <w:b/>
+          <w:color w:val="1F2D55"/>
+          <w:sz w:val="26"/>
+        </w:rPr>
+        <w:t>Candidate 2 — Candidate B — Mr Daniel Tan</w:t>
+      </w:r>
+    </w:p>
+    <w:p>
+      <w:pPr>
+        <w:spacing w:after="40"/>
+      </w:pPr>
+      <w:r>
+        <w:rPr>
+          <w:b/>
+          <w:color w:val="1F2D55"/>
+          <w:sz w:val="20"/>
+        </w:rPr>
+        <w:t xml:space="preserve">Current role:  </w:t>
+      </w:r>
+      <w:r>
+        <w:rPr>
+          <w:sz w:val="20"/>
+        </w:rPr>
+        <w:t>Group MD (Diversified ASEAN holding)</w:t>
+      </w:r>
+    </w:p>
+    <w:p>
+      <w:pPr>
+        <w:spacing w:after="40"/>
+      </w:pPr>
+      <w:r>
+        <w:rPr>
+          <w:b/>
+          <w:color w:val="1F2D55"/>
+          <w:sz w:val="20"/>
+        </w:rPr>
+        <w:t xml:space="preserve">Qualifications:  </w:t>
+      </w:r>
+      <w:r>
+        <w:rPr>
+          <w:sz w:val="20"/>
+        </w:rPr>
+        <w:t>MBA Wharton; BSc (Hons) Economics, LSE.</w:t>
+      </w:r>
+    </w:p>
+    <w:p>
+      <w:pPr>
+        <w:spacing w:after="80"/>
+      </w:pPr>
+      <w:r>
+        <w:rPr>
+          <w:i w:val="0"/>
+          <w:sz w:val="20"/>
+        </w:rPr>
+        <w:t>22 years in diversified groups — last 7 as Group MD of a USD 5B holding (Banking, Property, Consumer). Listed-company chair experience. Active M&amp;A and portfolio rotation track record (USD 1.4B divestments completed).</w:t>
+      </w:r>
+    </w:p>
+    <w:p>
+      <w:pPr>
+        <w:spacing w:before="160" w:after="40"/>
+      </w:pPr>
+      <w:r>
+        <w:rPr>
+          <w:b/>
+          <w:color w:val="4B5B7C"/>
+          <w:sz w:val="22"/>
+        </w:rPr>
+        <w:t>Strengths</w:t>
+      </w:r>
+    </w:p>
+    <w:p>
+      <w:pPr>
+        <w:pStyle w:val="ListBullet"/>
+        <w:spacing w:after="40"/>
+      </w:pPr>
+      <w:r>
+        <w:rPr>
+          <w:sz w:val="20"/>
+        </w:rPr>
+        <w:t>Portfolio management — proven inorganic-and-organic balancing.</w:t>
+      </w:r>
+    </w:p>
+    <w:p>
+      <w:pPr>
+        <w:pStyle w:val="ListBullet"/>
+        <w:spacing w:after="40"/>
+      </w:pPr>
+      <w:r>
+        <w:rPr>
+          <w:sz w:val="20"/>
+        </w:rPr>
+        <w:t>Capital-markets fluency — strong rapport with sell-side analysts.</w:t>
+      </w:r>
+    </w:p>
+    <w:p>
+      <w:pPr>
+        <w:pStyle w:val="ListBullet"/>
+        <w:spacing w:after="40"/>
+      </w:pPr>
+      <w:r>
+        <w:rPr>
+          <w:sz w:val="20"/>
+        </w:rPr>
+        <w:t>Strategic clarity — articulates simple, ambitious narratives.</w:t>
+      </w:r>
+    </w:p>
+    <w:p>
+      <w:pPr>
+        <w:spacing w:before="160" w:after="40"/>
+      </w:pPr>
+      <w:r>
+        <w:rPr>
+          <w:b/>
+          <w:color w:val="4B5B7C"/>
+          <w:sz w:val="22"/>
+        </w:rPr>
+        <w:t>Considerations</w:t>
+      </w:r>
+    </w:p>
+    <w:p>
+      <w:pPr>
+        <w:pStyle w:val="ListBullet"/>
+        <w:spacing w:after="40"/>
+      </w:pPr>
+      <w:r>
+        <w:rPr>
+          <w:sz w:val="20"/>
+        </w:rPr>
+        <w:t>Operational depth lighter than Candidate A.</w:t>
+      </w:r>
+    </w:p>
+    <w:p>
+      <w:pPr>
+        <w:pStyle w:val="ListBullet"/>
+        <w:spacing w:after="40"/>
+      </w:pPr>
+      <w:r>
+        <w:rPr>
+          <w:sz w:val="20"/>
+        </w:rPr>
+        <w:t>Profile high; potentially viewed as 'CEO-in-waiting' externally.</w:t>
+      </w:r>
+    </w:p>
+    <w:p>
+      <w:pPr>
+        <w:spacing w:before="160" w:after="40"/>
+      </w:pPr>
+      <w:r>
+        <w:rPr>
+          <w:b/>
+          <w:color w:val="4B5B7C"/>
+          <w:sz w:val="22"/>
+        </w:rPr>
+        <w:t>Reference checks</w:t>
+      </w:r>
+    </w:p>
+    <w:p>
+      <w:pPr>
+        <w:spacing w:after="80"/>
+      </w:pPr>
+      <w:r>
+        <w:rPr>
+          <w:i w:val="0"/>
+          <w:sz w:val="20"/>
+        </w:rPr>
+        <w:t>Three professional references identified per candidate; pending direct outreach. Two character references on file.</w:t>
+      </w:r>
+    </w:p>
+    <w:p>
+      <w:pPr>
+        <w:spacing w:before="240" w:after="80"/>
+      </w:pPr>
+      <w:r>
+        <w:rPr>
+          <w:b/>
+          <w:color w:val="1F2D55"/>
+          <w:sz w:val="26"/>
+        </w:rPr>
+        <w:t>Candidate 3 — Candidate C — Ms Priya Sundaram</w:t>
+      </w:r>
+    </w:p>
+    <w:p>
+      <w:pPr>
+        <w:spacing w:after="40"/>
+      </w:pPr>
+      <w:r>
+        <w:rPr>
+          <w:b/>
+          <w:color w:val="1F2D55"/>
+          <w:sz w:val="20"/>
+        </w:rPr>
+        <w:t xml:space="preserve">Current role:  </w:t>
+      </w:r>
+      <w:r>
+        <w:rPr>
+          <w:sz w:val="20"/>
+        </w:rPr>
+        <w:t>Group CSO (FMCG conglomerate)</w:t>
+      </w:r>
+    </w:p>
+    <w:p>
+      <w:pPr>
+        <w:spacing w:after="40"/>
+      </w:pPr>
+      <w:r>
+        <w:rPr>
+          <w:b/>
+          <w:color w:val="1F2D55"/>
+          <w:sz w:val="20"/>
+        </w:rPr>
+        <w:t xml:space="preserve">Qualifications:  </w:t>
+      </w:r>
+      <w:r>
+        <w:rPr>
+          <w:sz w:val="20"/>
+        </w:rPr>
+        <w:t>MBA Stanford; BA Princeton (Economics).</w:t>
+      </w:r>
+    </w:p>
+    <w:p>
+      <w:pPr>
+        <w:spacing w:after="80"/>
+      </w:pPr>
+      <w:r>
+        <w:rPr>
+          <w:i w:val="0"/>
+          <w:sz w:val="20"/>
+        </w:rPr>
+        <w:t>16 years strategy / M&amp;A leadership. Currently Group CSO; previously partner at McKinsey Singapore. Led 3 transformational programmes; chairs the Innovation Council. Active board director on a Singapore-listed name.</w:t>
+      </w:r>
+    </w:p>
+    <w:p>
+      <w:pPr>
+        <w:spacing w:before="160" w:after="40"/>
+      </w:pPr>
+      <w:r>
+        <w:rPr>
+          <w:b/>
+          <w:color w:val="4B5B7C"/>
+          <w:sz w:val="22"/>
+        </w:rPr>
+        <w:t>Strengths</w:t>
+      </w:r>
+    </w:p>
+    <w:p>
+      <w:pPr>
+        <w:pStyle w:val="ListBullet"/>
+        <w:spacing w:after="40"/>
+      </w:pPr>
+      <w:r>
+        <w:rPr>
+          <w:sz w:val="20"/>
+        </w:rPr>
+        <w:t>Strategic depth — exceptional analytical and storytelling toolkit.</w:t>
+      </w:r>
+    </w:p>
+    <w:p>
+      <w:pPr>
+        <w:pStyle w:val="ListBullet"/>
+        <w:spacing w:after="40"/>
+      </w:pPr>
+      <w:r>
+        <w:rPr>
+          <w:sz w:val="20"/>
+        </w:rPr>
+        <w:t>Network — strong external relationships in PE / venture / advisory.</w:t>
+      </w:r>
+    </w:p>
+    <w:p>
+      <w:pPr>
+        <w:pStyle w:val="ListBullet"/>
+        <w:spacing w:after="40"/>
+      </w:pPr>
+      <w:r>
+        <w:rPr>
+          <w:sz w:val="20"/>
+        </w:rPr>
+        <w:t>Energy and intellectual horsepower of a peer-group standout.</w:t>
+      </w:r>
+    </w:p>
+    <w:p>
+      <w:pPr>
+        <w:spacing w:before="160" w:after="40"/>
+      </w:pPr>
+      <w:r>
+        <w:rPr>
+          <w:b/>
+          <w:color w:val="4B5B7C"/>
+          <w:sz w:val="22"/>
+        </w:rPr>
+        <w:t>Considerations</w:t>
+      </w:r>
+    </w:p>
+    <w:p>
+      <w:pPr>
+        <w:pStyle w:val="ListBullet"/>
+        <w:spacing w:after="40"/>
+      </w:pPr>
+      <w:r>
+        <w:rPr>
+          <w:sz w:val="20"/>
+        </w:rPr>
+        <w:t>Operating-line accountability shorter than Candidates A and B.</w:t>
+      </w:r>
+    </w:p>
+    <w:p>
+      <w:pPr>
+        <w:pStyle w:val="ListBullet"/>
+        <w:spacing w:after="40"/>
+      </w:pPr>
+      <w:r>
+        <w:rPr>
+          <w:sz w:val="20"/>
+        </w:rPr>
+        <w:t>Has expressed preference for Singapore base; willing to relocate.</w:t>
+      </w:r>
+    </w:p>
+    <w:p>
+      <w:pPr>
+        <w:spacing w:before="160" w:after="40"/>
+      </w:pPr>
+      <w:r>
+        <w:rPr>
+          <w:b/>
+          <w:color w:val="4B5B7C"/>
+          <w:sz w:val="22"/>
+        </w:rPr>
+        <w:t>Reference checks</w:t>
+      </w:r>
+    </w:p>
+    <w:p>
+      <w:pPr>
+        <w:spacing w:after="80"/>
+      </w:pPr>
+      <w:r>
+        <w:rPr>
+          <w:i w:val="0"/>
+          <w:sz w:val="20"/>
+        </w:rPr>
+        <w:t>Three professional references identified per candidate; pending direct outreach. Two character references on file.</w:t>
+      </w:r>
+    </w:p>
+    <w:p>
+      <w:pPr>
+        <w:spacing w:before="240" w:after="80"/>
+      </w:pPr>
+      <w:r>
+        <w:rPr>
+          <w:b/>
+          <w:color w:val="1F2D55"/>
+          <w:sz w:val="26"/>
+        </w:rPr>
+        <w:t>Comparative summary</w:t>
+      </w:r>
+    </w:p>
+    <w:tbl>
+      <w:tblPr>
+        <w:tblStyle w:val="LightGrid-Accent1"/>
+        <w:tblW w:type="auto" w:w="0"/>
+        <w:tblLook w:firstColumn="1" w:firstRow="1" w:lastColumn="0" w:lastRow="0" w:noHBand="0" w:noVBand="1" w:val="04A0"/>
+      </w:tblPr>
+      <w:tblGrid>
+        <w:gridCol w:w="1728"/>
+        <w:gridCol w:w="1728"/>
+        <w:gridCol w:w="1728"/>
+        <w:gridCol w:w="1728"/>
+        <w:gridCol w:w="1728"/>
+      </w:tblGrid>
+      <w:tr>
+        <w:tc>
+          <w:tcPr>
+            <w:tcW w:type="dxa" w:w="1728"/>
+            <w:shd w:val="clear" w:color="auto" w:fill="1F2D55"/>
+          </w:tcPr>
+          <w:p>
+            <w:r>
+              <w:rPr>
+                <w:b/>
+                <w:color w:val="FFFFFF"/>
+                <w:sz w:val="18"/>
+              </w:rPr>
+              <w:t>Criterion</w:t>
+            </w:r>
+          </w:p>
+        </w:tc>
+        <w:tc>
+          <w:tcPr>
+            <w:tcW w:type="dxa" w:w="1728"/>
+            <w:shd w:val="clear" w:color="auto" w:fill="1F2D55"/>
+          </w:tcPr>
+          <w:p>
+            <w:r>
+              <w:rPr>
+                <w:b/>
+                <w:color w:val="FFFFFF"/>
+                <w:sz w:val="18"/>
+              </w:rPr>
+              <w:t>Weight</w:t>
+            </w:r>
+          </w:p>
+        </w:tc>
+        <w:tc>
+          <w:tcPr>
+            <w:tcW w:type="dxa" w:w="1728"/>
+            <w:shd w:val="clear" w:color="auto" w:fill="1F2D55"/>
+          </w:tcPr>
+          <w:p>
+            <w:r>
+              <w:rPr>
+                <w:b/>
+                <w:color w:val="FFFFFF"/>
+                <w:sz w:val="18"/>
+              </w:rPr>
+              <w:t>Candidate A</w:t>
+            </w:r>
+          </w:p>
+        </w:tc>
+        <w:tc>
+          <w:tcPr>
+            <w:tcW w:type="dxa" w:w="1728"/>
+            <w:shd w:val="clear" w:color="auto" w:fill="1F2D55"/>
+          </w:tcPr>
+          <w:p>
+            <w:r>
+              <w:rPr>
+                <w:b/>
+                <w:color w:val="FFFFFF"/>
+                <w:sz w:val="18"/>
+              </w:rPr>
+              <w:t>Candidate B</w:t>
+            </w:r>
+          </w:p>
+        </w:tc>
+        <w:tc>
+          <w:tcPr>
+            <w:tcW w:type="dxa" w:w="1728"/>
+            <w:shd w:val="clear" w:color="auto" w:fill="1F2D55"/>
+          </w:tcPr>
+          <w:p>
+            <w:r>
+              <w:rPr>
+                <w:b/>
+                <w:color w:val="FFFFFF"/>
+                <w:sz w:val="18"/>
+              </w:rPr>
+              <w:t>Candidate C</w:t>
+            </w:r>
+          </w:p>
+        </w:tc>
+      </w:tr>
+      <w:tr>
+        <w:tc>
+          <w:tcPr>
+            <w:tcW w:type="dxa" w:w="1728"/>
+          </w:tcPr>
+          <w:p>
+            <w:r>
+              <w:rPr>
+                <w:sz w:val="18"/>
+              </w:rPr>
+              <w:t>Operating leadership</w:t>
+            </w:r>
+          </w:p>
+        </w:tc>
+        <w:tc>
+          <w:tcPr>
+            <w:tcW w:type="dxa" w:w="1728"/>
+          </w:tcPr>
+          <w:p>
+            <w:r>
+              <w:rPr>
+                <w:sz w:val="18"/>
+              </w:rPr>
+              <w:t>25%</w:t>
+            </w:r>
+          </w:p>
+        </w:tc>
+        <w:tc>
+          <w:tcPr>
+            <w:tcW w:type="dxa" w:w="1728"/>
+          </w:tcPr>
+          <w:p>
+            <w:r>
+              <w:rPr>
+                <w:sz w:val="18"/>
+              </w:rPr>
+              <w:t>9/10</w:t>
+            </w:r>
+          </w:p>
+        </w:tc>
+        <w:tc>
+          <w:tcPr>
+            <w:tcW w:type="dxa" w:w="1728"/>
+          </w:tcPr>
+          <w:p>
+            <w:r>
+              <w:rPr>
+                <w:sz w:val="18"/>
+              </w:rPr>
+              <w:t>7/10</w:t>
+            </w:r>
+          </w:p>
+        </w:tc>
+        <w:tc>
+          <w:tcPr>
+            <w:tcW w:type="dxa" w:w="1728"/>
+          </w:tcPr>
+          <w:p>
+            <w:r>
+              <w:rPr>
+                <w:sz w:val="18"/>
+              </w:rPr>
+              <w:t>6/10</w:t>
+            </w:r>
+          </w:p>
+        </w:tc>
+      </w:tr>
+      <w:tr>
+        <w:tc>
+          <w:tcPr>
+            <w:tcW w:type="dxa" w:w="1728"/>
+          </w:tcPr>
+          <w:p>
+            <w:r>
+              <w:rPr>
+                <w:sz w:val="18"/>
+              </w:rPr>
+              <w:t>Strategic clarity</w:t>
+            </w:r>
+          </w:p>
+        </w:tc>
+        <w:tc>
+          <w:tcPr>
+            <w:tcW w:type="dxa" w:w="1728"/>
+          </w:tcPr>
+          <w:p>
+            <w:r>
+              <w:rPr>
+                <w:sz w:val="18"/>
+              </w:rPr>
+              <w:t>20%</w:t>
+            </w:r>
+          </w:p>
+        </w:tc>
+        <w:tc>
+          <w:tcPr>
+            <w:tcW w:type="dxa" w:w="1728"/>
+          </w:tcPr>
+          <w:p>
+            <w:r>
+              <w:rPr>
+                <w:sz w:val="18"/>
+              </w:rPr>
+              <w:t>7/10</w:t>
+            </w:r>
+          </w:p>
+        </w:tc>
+        <w:tc>
+          <w:tcPr>
+            <w:tcW w:type="dxa" w:w="1728"/>
+          </w:tcPr>
+          <w:p>
+            <w:r>
+              <w:rPr>
+                <w:sz w:val="18"/>
+              </w:rPr>
+              <w:t>9/10</w:t>
+            </w:r>
+          </w:p>
+        </w:tc>
+        <w:tc>
+          <w:tcPr>
+            <w:tcW w:type="dxa" w:w="1728"/>
+          </w:tcPr>
+          <w:p>
+            <w:r>
+              <w:rPr>
+                <w:sz w:val="18"/>
+              </w:rPr>
+              <w:t>9/10</w:t>
+            </w:r>
+          </w:p>
+        </w:tc>
+      </w:tr>
+      <w:tr>
+        <w:tc>
+          <w:tcPr>
+            <w:tcW w:type="dxa" w:w="1728"/>
+          </w:tcPr>
+          <w:p>
+            <w:r>
+              <w:rPr>
+                <w:sz w:val="18"/>
+              </w:rPr>
+              <w:t>Talent leadership</w:t>
+            </w:r>
+          </w:p>
+        </w:tc>
+        <w:tc>
+          <w:tcPr>
+            <w:tcW w:type="dxa" w:w="1728"/>
+          </w:tcPr>
+          <w:p>
+            <w:r>
+              <w:rPr>
+                <w:sz w:val="18"/>
+              </w:rPr>
+              <w:t>20%</w:t>
+            </w:r>
+          </w:p>
+        </w:tc>
+        <w:tc>
+          <w:tcPr>
+            <w:tcW w:type="dxa" w:w="1728"/>
+          </w:tcPr>
+          <w:p>
+            <w:r>
+              <w:rPr>
+                <w:sz w:val="18"/>
+              </w:rPr>
+              <w:t>9/10</w:t>
+            </w:r>
+          </w:p>
+        </w:tc>
+        <w:tc>
+          <w:tcPr>
+            <w:tcW w:type="dxa" w:w="1728"/>
+          </w:tcPr>
+          <w:p>
+            <w:r>
+              <w:rPr>
+                <w:sz w:val="18"/>
+              </w:rPr>
+              <w:t>8/10</w:t>
+            </w:r>
+          </w:p>
+        </w:tc>
+        <w:tc>
+          <w:tcPr>
+            <w:tcW w:type="dxa" w:w="1728"/>
+          </w:tcPr>
+          <w:p>
+            <w:r>
+              <w:rPr>
+                <w:sz w:val="18"/>
+              </w:rPr>
+              <w:t>8/10</w:t>
+            </w:r>
+          </w:p>
+        </w:tc>
+      </w:tr>
+      <w:tr>
+        <w:tc>
+          <w:tcPr>
+            <w:tcW w:type="dxa" w:w="1728"/>
+          </w:tcPr>
+          <w:p>
+            <w:r>
+              <w:rPr>
+                <w:sz w:val="18"/>
+              </w:rPr>
+              <w:t>Stakeholder fluency</w:t>
+            </w:r>
+          </w:p>
+        </w:tc>
+        <w:tc>
+          <w:tcPr>
+            <w:tcW w:type="dxa" w:w="1728"/>
+          </w:tcPr>
+          <w:p>
+            <w:r>
+              <w:rPr>
+                <w:sz w:val="18"/>
+              </w:rPr>
+              <w:t>15%</w:t>
+            </w:r>
+          </w:p>
+        </w:tc>
+        <w:tc>
+          <w:tcPr>
+            <w:tcW w:type="dxa" w:w="1728"/>
+          </w:tcPr>
+          <w:p>
+            <w:r>
+              <w:rPr>
+                <w:sz w:val="18"/>
+              </w:rPr>
+              <w:t>7/10</w:t>
+            </w:r>
+          </w:p>
+        </w:tc>
+        <w:tc>
+          <w:tcPr>
+            <w:tcW w:type="dxa" w:w="1728"/>
+          </w:tcPr>
+          <w:p>
+            <w:r>
+              <w:rPr>
+                <w:sz w:val="18"/>
+              </w:rPr>
+              <w:t>9/10</w:t>
+            </w:r>
+          </w:p>
+        </w:tc>
+        <w:tc>
+          <w:tcPr>
+            <w:tcW w:type="dxa" w:w="1728"/>
+          </w:tcPr>
+          <w:p>
+            <w:r>
+              <w:rPr>
+                <w:sz w:val="18"/>
+              </w:rPr>
+              <w:t>8/10</w:t>
+            </w:r>
+          </w:p>
+        </w:tc>
+      </w:tr>
+      <w:tr>
+        <w:tc>
+          <w:tcPr>
+            <w:tcW w:type="dxa" w:w="1728"/>
+          </w:tcPr>
+          <w:p>
+            <w:r>
+              <w:rPr>
+                <w:sz w:val="18"/>
+              </w:rPr>
+              <w:t>Cultural fit</w:t>
+            </w:r>
+          </w:p>
+        </w:tc>
+        <w:tc>
+          <w:tcPr>
+            <w:tcW w:type="dxa" w:w="1728"/>
+          </w:tcPr>
+          <w:p>
+            <w:r>
+              <w:rPr>
+                <w:sz w:val="18"/>
+              </w:rPr>
+              <w:t>10%</w:t>
+            </w:r>
+          </w:p>
+        </w:tc>
+        <w:tc>
+          <w:tcPr>
+            <w:tcW w:type="dxa" w:w="1728"/>
+          </w:tcPr>
+          <w:p>
+            <w:r>
+              <w:rPr>
+                <w:sz w:val="18"/>
+              </w:rPr>
+              <w:t>8/10</w:t>
+            </w:r>
+          </w:p>
+        </w:tc>
+        <w:tc>
+          <w:tcPr>
+            <w:tcW w:type="dxa" w:w="1728"/>
+          </w:tcPr>
+          <w:p>
+            <w:r>
+              <w:rPr>
+                <w:sz w:val="18"/>
+              </w:rPr>
+              <w:t>8/10</w:t>
+            </w:r>
+          </w:p>
+        </w:tc>
+        <w:tc>
+          <w:tcPr>
+            <w:tcW w:type="dxa" w:w="1728"/>
+          </w:tcPr>
+          <w:p>
+            <w:r>
+              <w:rPr>
+                <w:sz w:val="18"/>
+              </w:rPr>
+              <w:t>8/10</w:t>
+            </w:r>
+          </w:p>
+        </w:tc>
+      </w:tr>
+      <w:tr>
+        <w:tc>
+          <w:tcPr>
+            <w:tcW w:type="dxa" w:w="1728"/>
+          </w:tcPr>
+          <w:p>
+            <w:r>
+              <w:rPr>
+                <w:sz w:val="18"/>
+              </w:rPr>
+              <w:t>ESG sensibility</w:t>
+            </w:r>
+          </w:p>
+        </w:tc>
+        <w:tc>
+          <w:tcPr>
+            <w:tcW w:type="dxa" w:w="1728"/>
+          </w:tcPr>
+          <w:p>
+            <w:r>
+              <w:rPr>
+                <w:sz w:val="18"/>
+              </w:rPr>
+              <w:t>5%</w:t>
+            </w:r>
+          </w:p>
+        </w:tc>
+        <w:tc>
+          <w:tcPr>
+            <w:tcW w:type="dxa" w:w="1728"/>
+          </w:tcPr>
+          <w:p>
+            <w:r>
+              <w:rPr>
+                <w:sz w:val="18"/>
+              </w:rPr>
+              <w:t>8/10</w:t>
+            </w:r>
+          </w:p>
+        </w:tc>
+        <w:tc>
+          <w:tcPr>
+            <w:tcW w:type="dxa" w:w="1728"/>
+          </w:tcPr>
+          <w:p>
+            <w:r>
+              <w:rPr>
+                <w:sz w:val="18"/>
+              </w:rPr>
+              <w:t>7/10</w:t>
+            </w:r>
+          </w:p>
+        </w:tc>
+        <w:tc>
+          <w:tcPr>
+            <w:tcW w:type="dxa" w:w="1728"/>
+          </w:tcPr>
+          <w:p>
+            <w:r>
+              <w:rPr>
+                <w:sz w:val="18"/>
+              </w:rPr>
+              <w:t>9/10</w:t>
+            </w:r>
+          </w:p>
+        </w:tc>
+      </w:tr>
+      <w:tr>
+        <w:tc>
+          <w:tcPr>
+            <w:tcW w:type="dxa" w:w="1728"/>
+          </w:tcPr>
+          <w:p>
+            <w:r>
+              <w:rPr>
+                <w:sz w:val="18"/>
+              </w:rPr>
+              <w:t>Total (weighted)</w:t>
+            </w:r>
+          </w:p>
+        </w:tc>
+        <w:tc>
+          <w:tcPr>
+            <w:tcW w:type="dxa" w:w="1728"/>
+          </w:tcPr>
+          <w:p>
+            <w:r>
+              <w:rPr>
+                <w:sz w:val="18"/>
+              </w:rPr>
+              <w:t>100%</w:t>
+            </w:r>
+          </w:p>
+        </w:tc>
+        <w:tc>
+          <w:tcPr>
+            <w:tcW w:type="dxa" w:w="1728"/>
+          </w:tcPr>
+          <w:p>
+            <w:r>
+              <w:rPr>
+                <w:sz w:val="18"/>
+              </w:rPr>
+              <w:t>8.1</w:t>
+            </w:r>
+          </w:p>
+        </w:tc>
+        <w:tc>
+          <w:tcPr>
+            <w:tcW w:type="dxa" w:w="1728"/>
+          </w:tcPr>
+          <w:p>
+            <w:r>
+              <w:rPr>
+                <w:sz w:val="18"/>
+              </w:rPr>
+              <w:t>8.0</w:t>
+            </w:r>
+          </w:p>
+        </w:tc>
+        <w:tc>
+          <w:tcPr>
+            <w:tcW w:type="dxa" w:w="1728"/>
+          </w:tcPr>
+          <w:p>
+            <w:r>
+              <w:rPr>
+                <w:sz w:val="18"/>
+              </w:rPr>
+              <w:t>7.6</w:t>
+            </w:r>
+          </w:p>
+        </w:tc>
+      </w:tr>
+    </w:tbl>
+    <w:p>
+      <w:pPr>
+        <w:spacing w:before="240" w:after="80"/>
+      </w:pPr>
+      <w:r>
+        <w:rPr>
+          <w:b/>
+          <w:color w:val="1F2D55"/>
+          <w:sz w:val="26"/>
+        </w:rPr>
+        <w:t>Recommendation to HR Committee</w:t>
+      </w:r>
+    </w:p>
+    <w:p>
+      <w:pPr>
+        <w:spacing w:after="80"/>
+      </w:pPr>
+      <w:r>
+        <w:rPr>
+          <w:i w:val="0"/>
+          <w:sz w:val="20"/>
+        </w:rPr>
+        <w:t>Recommend progressing Candidates A and B to final-round interviews with the Chair and the GroupExCo. Candidate C is held in reserve subject to outcome. Comp Committee to align compensation envelope before final offers.</w:t>
       </w:r>
     </w:p>
     <w:p>
@@ -21,189 +1292,11 @@
       </w:pPr>
       <w:r>
         <w:rPr>
-          <w:color w:val="64748B"/>
-          <w:sz w:val="20"/>
+          <w:i/>
+          <w:color w:val="9CA3AF"/>
+          <w:sz w:val="16"/>
         </w:rPr>
-        <w:t>limweikiat@email.com  |  +60 16-234 5678  |  LinkedIn: linkedin.com/in/lim-wei-kiat</w:t>
-      </w:r>
-    </w:p>
-    <w:p/>
-    <w:p>
-      <w:pPr>
-        <w:pStyle w:val="Heading2"/>
-      </w:pPr>
-      <w:r>
-        <w:rPr>
-          <w:color w:val="064E3B"/>
-        </w:rPr>
-        <w:t>Profile Summary</w:t>
-      </w:r>
-    </w:p>
-    <w:p>
-      <w:r>
-        <w:t>Compensation &amp; Benefits Specialist with 6 years of HR experience in the MNC sector, with deep expertise in Malaysian statutory compliance (EPF, SOCSO, EIS, HRD Corp), pay benchmarking, and total rewards programme design. HRDF/HRD Corp certified trainer with strong analytical and communication skills. Limited direct exposure to IR case management and Domestic Inquiry procedures.</w:t>
-      </w:r>
-    </w:p>
-    <w:p>
-      <w:pPr>
-        <w:pStyle w:val="Heading2"/>
-      </w:pPr>
-      <w:r>
-        <w:rPr>
-          <w:color w:val="064E3B"/>
-        </w:rPr>
-        <w:t>Work Experience</w:t>
-      </w:r>
-    </w:p>
-    <w:p>
-      <w:r>
-        <w:rPr>
-          <w:b/>
-          <w:sz w:val="24"/>
-        </w:rPr>
-        <w:t>Compensation &amp; Benefits Specialist  |  Shell Malaysia Trading Sdn. Bhd., Kuala Lumpur</w:t>
-      </w:r>
-    </w:p>
-    <w:p>
-      <w:r>
-        <w:rPr>
-          <w:color w:val="64748B"/>
-        </w:rPr>
-        <w:t>May 2020 – Present  (4 years 11 months)</w:t>
-      </w:r>
-    </w:p>
-    <w:p>
-      <w:pPr>
-        <w:pStyle w:val="ListBullet"/>
-      </w:pPr>
-      <w:r>
-        <w:t>Manage annual compensation review for 450 employees; conduct market benchmarking using Mercer and Hays Malaysia salary surveys.</w:t>
-      </w:r>
-    </w:p>
-    <w:p>
-      <w:pPr>
-        <w:pStyle w:val="ListBullet"/>
-      </w:pPr>
-      <w:r>
-        <w:t>Administer statutory contributions (EPF, SOCSO, EIS, HRD Corp) and ensure compliance with Minimum Wages Order updates.</w:t>
-      </w:r>
-    </w:p>
-    <w:p>
-      <w:pPr>
-        <w:pStyle w:val="ListBullet"/>
-      </w:pPr>
-      <w:r>
-        <w:t>Design and deliver HRD Corp-claimable internal training programmes on EA 1955 compliance and HR best practices.</w:t>
-      </w:r>
-    </w:p>
-    <w:p>
-      <w:pPr>
-        <w:pStyle w:val="ListBullet"/>
-      </w:pPr>
-      <w:r>
-        <w:t>Built a compensation modelling tool in Excel that reduced review cycle time by 40%.</w:t>
-      </w:r>
-    </w:p>
-    <w:p/>
-    <w:p>
-      <w:r>
-        <w:rPr>
-          <w:b/>
-          <w:sz w:val="24"/>
-        </w:rPr>
-        <w:t>HR Executive — Compensation &amp; Benefits  |  PETRONAS Dagangan Berhad, Kuala Lumpur</w:t>
-      </w:r>
-    </w:p>
-    <w:p>
-      <w:r>
-        <w:rPr>
-          <w:color w:val="64748B"/>
-        </w:rPr>
-        <w:t>June 2018 – April 2020  (1 year 11 months)</w:t>
-      </w:r>
-    </w:p>
-    <w:p>
-      <w:pPr>
-        <w:pStyle w:val="ListBullet"/>
-      </w:pPr>
-      <w:r>
-        <w:t>Processed monthly payroll for 280 employees across 3 states; reconciled EPF/SOCSO/EIS contributions.</w:t>
-      </w:r>
-    </w:p>
-    <w:p>
-      <w:pPr>
-        <w:pStyle w:val="ListBullet"/>
-      </w:pPr>
-      <w:r>
-        <w:t>Supported job evaluation and salary grading project under supervision of HR Manager.</w:t>
-      </w:r>
-    </w:p>
-    <w:p/>
-    <w:p>
-      <w:pPr>
-        <w:pStyle w:val="Heading2"/>
-      </w:pPr>
-      <w:r>
-        <w:rPr>
-          <w:color w:val="064E3B"/>
-        </w:rPr>
-        <w:t>Education</w:t>
-      </w:r>
-    </w:p>
-    <w:p>
-      <w:r>
-        <w:t>Bachelor of Business Administration (Human Resource Management)  |  Universiti Malaya (UM), Kuala Lumpur  |  2014–2018  |  CGPA 3.55 / 4.00</w:t>
-      </w:r>
-    </w:p>
-    <w:p>
-      <w:pPr>
-        <w:pStyle w:val="Heading2"/>
-      </w:pPr>
-      <w:r>
-        <w:rPr>
-          <w:color w:val="064E3B"/>
-        </w:rPr>
-        <w:t>Certifications &amp; Professional Memberships</w:t>
-      </w:r>
-    </w:p>
-    <w:p>
-      <w:pPr>
-        <w:pStyle w:val="ListBullet"/>
-      </w:pPr>
-      <w:r>
-        <w:t>HRD Corp Train-the-Trainer (TTT) Certification  |  2021</w:t>
-      </w:r>
-    </w:p>
-    <w:p>
-      <w:pPr>
-        <w:pStyle w:val="ListBullet"/>
-      </w:pPr>
-      <w:r>
-        <w:t>Certified Compensation Professional (CCP) — WorldatWork  |  In Progress (2024)</w:t>
-      </w:r>
-    </w:p>
-    <w:p>
-      <w:pPr>
-        <w:pStyle w:val="ListBullet"/>
-      </w:pPr>
-      <w:r>
-        <w:t>Associate Member, Malaysian Institute of Human Resource Management (MIHRM)  |  Since 2020</w:t>
-      </w:r>
-    </w:p>
-    <w:p>
-      <w:pPr>
-        <w:pStyle w:val="Heading2"/>
-      </w:pPr>
-      <w:r>
-        <w:rPr>
-          <w:color w:val="064E3B"/>
-        </w:rPr>
-        <w:t>Core Skills</w:t>
-      </w:r>
-    </w:p>
-    <w:p>
-      <w:r>
-        <w:t>Compensation &amp; Benefits Design  ·  EPF/SOCSO/EIS/HRD Corp Compliance  ·  Payroll Management  ·  Salary Benchmarking (Mercer, Hays)  ·  Advanced Excel &amp; Power BI  ·  HRD Corp Training Administration  ·  English, Bahasa Malaysia, Mandarin</w:t>
+        <w:t>— END OF DOCUMENT —</w:t>
       </w:r>
     </w:p>
     <w:sectPr>
